--- a/docs/SRS.docx
+++ b/docs/SRS.docx
@@ -7,7 +7,7 @@
         <w:pStyle w:val="Heading1"/>
       </w:pPr>
       <w:r>
-        <w:t xml:space="preserve">Software Requirements Specification (SRS)</w:t>
+        <w:t xml:space="preserve">Software Requirements Specification</w:t>
       </w:r>
     </w:p>
     <w:p>
@@ -18,10 +18,14 @@
           <w:sz w:val="28"/>
           <w:szCs w:val="28"/>
         </w:rPr>
-        <w:t xml:space="preserve">Expense Tracker Application</w:t>
-      </w:r>
-    </w:p>
-    <w:p/>
+        <w:t xml:space="preserve">ExpanseTracker - IEEE 830 Standard</w:t>
+      </w:r>
+    </w:p>
+    <w:p>
+      <w:pPr>
+        <w:spacing w:before="200"/>
+      </w:pPr>
+    </w:p>
     <w:p>
       <w:pPr>
         <w:pStyle w:val="Heading2"/>
@@ -31,42 +35,58 @@
       </w:r>
     </w:p>
     <w:p>
+      <w:pPr>
+        <w:pStyle w:val="Heading3"/>
+      </w:pPr>
       <w:r>
         <w:t xml:space="preserve">1.1 Purpose</w:t>
       </w:r>
     </w:p>
     <w:p>
       <w:r>
-        <w:t xml:space="preserve">The purpose of this document is to specify the software requirements for the "Expense Tracker" web application. This application provides users with an intuitive interface to track finances, visualize spending, and manage budgets efficiently, now featuring Auth and RBAC.</w:t>
-      </w:r>
-    </w:p>
-    <w:p>
-      <w:pPr>
-        <w:spacing w:before="200"/>
-      </w:pPr>
-      <w:r>
-        <w:t xml:space="preserve">1.2 Scope</w:t>
-      </w:r>
-    </w:p>
-    <w:p>
-      <w:r>
-        <w:t xml:space="preserve">The application is a MERN SPA. Core features: adding transactions, dashboard visualizations, data import/export (CSV file handling), JWT Auth, and Admin-level multi-tenant views.</w:t>
-      </w:r>
-    </w:p>
-    <w:p>
-      <w:pPr>
-        <w:spacing w:before="200"/>
-      </w:pPr>
-      <w:r>
-        <w:t xml:space="preserve">1.3 Definitions and Acronyms</w:t>
-      </w:r>
-    </w:p>
-    <w:p>
-      <w:r>
-        <w:t xml:space="preserve">- SRS: Software Requirements Specification
-- MERN: MongoDB, Express, React, Node.js
-- RBAC: Role-Based Access Control
-- SPA: Single Page Application</w:t>
+        <w:t xml:space="preserve">The purpose of this document is to define the software requirements for ExpanseTracker. It details the functional and non-functional requirements, acting as the primary blueprint for the MERN stack development.</w:t>
+      </w:r>
+    </w:p>
+    <w:p>
+      <w:pPr>
+        <w:pStyle w:val="Heading3"/>
+        <w:spacing w:before="200"/>
+      </w:pPr>
+      <w:r>
+        <w:t xml:space="preserve">1.2 Document Conventions</w:t>
+      </w:r>
+    </w:p>
+    <w:p>
+      <w:r>
+        <w:t xml:space="preserve">This document adheres to the IEEE 830-1998 standard for Software Requirements Specifications. Priorities assigned to functional requirements assume "High" for core loop functionality and "Medium" for analytics.</w:t>
+      </w:r>
+    </w:p>
+    <w:p>
+      <w:pPr>
+        <w:pStyle w:val="Heading3"/>
+        <w:spacing w:before="200"/>
+      </w:pPr>
+      <w:r>
+        <w:t xml:space="preserve">1.3 Intended Audience</w:t>
+      </w:r>
+    </w:p>
+    <w:p>
+      <w:r>
+        <w:t xml:space="preserve">This document is intended for full-stack developers, QA testers, and product managers involved in validating the SaaS deployment of ExpanseTracker.</w:t>
+      </w:r>
+    </w:p>
+    <w:p>
+      <w:pPr>
+        <w:pStyle w:val="Heading3"/>
+        <w:spacing w:before="200"/>
+      </w:pPr>
+      <w:r>
+        <w:t xml:space="preserve">1.4 Product Scope</w:t>
+      </w:r>
+    </w:p>
+    <w:p>
+      <w:r>
+        <w:t xml:space="preserve">ExpanseTracker is a robust financial dashboard system. Users can authenticate securely, log real-time expenses and incomes, categorize them, establish budget ceiling limits, and generate real-time graphical analytics including line charts and categorical pie charts. This tool aims to promote financial literacy.</w:t>
       </w:r>
     </w:p>
     <w:p>
@@ -75,37 +95,153 @@
         <w:spacing w:before="400"/>
       </w:pPr>
       <w:r>
-        <w:t xml:space="preserve">2. Features Overview</w:t>
-      </w:r>
-    </w:p>
-    <w:p>
-      <w:r>
-        <w:t xml:space="preserve">- User Auth (Register/Login)</w:t>
-      </w:r>
-    </w:p>
-    <w:p>
-      <w:r>
-        <w:t xml:space="preserve">- Landing Page</w:t>
-      </w:r>
-    </w:p>
-    <w:p>
-      <w:r>
-        <w:t xml:space="preserve">- Admin Dashboard (View all users)</w:t>
-      </w:r>
-    </w:p>
-    <w:p>
-      <w:r>
-        <w:t xml:space="preserve">- User Dashboard (Personal Finances)</w:t>
-      </w:r>
-    </w:p>
-    <w:p>
-      <w:r>
-        <w:t xml:space="preserve">- Export &amp; Import Data Features (CSV)</w:t>
-      </w:r>
-    </w:p>
-    <w:p>
-      <w:r>
-        <w:t xml:space="preserve">- Database Test Seeding Functionality</w:t>
+        <w:t xml:space="preserve">2. Overall Description</w:t>
+      </w:r>
+    </w:p>
+    <w:p>
+      <w:pPr>
+        <w:pStyle w:val="Heading3"/>
+      </w:pPr>
+      <w:r>
+        <w:t xml:space="preserve">2.1 Product Perspective</w:t>
+      </w:r>
+    </w:p>
+    <w:p>
+      <w:r>
+        <w:t xml:space="preserve">ExpanseTracker is a self-contained Single Page Application (SPA) driven by a RESTful Node/Express architecture and a MongoDB non-relational database.</w:t>
+      </w:r>
+    </w:p>
+    <w:p>
+      <w:pPr>
+        <w:pStyle w:val="Heading3"/>
+        <w:spacing w:before="200"/>
+      </w:pPr>
+      <w:r>
+        <w:t xml:space="preserve">2.2 Product Functions</w:t>
+      </w:r>
+    </w:p>
+    <w:p>
+      <w:r>
+        <w:t xml:space="preserve">- User isolation via JSON Web Tokens
+- Expense and Income Entry logging (with Recurring support)
+- Dynamic Visual Analytics (Chart.js)
+- Budget Overspending Warning System
+- Global CSV Data Extraction</w:t>
+      </w:r>
+    </w:p>
+    <w:p>
+      <w:pPr>
+        <w:pStyle w:val="Heading3"/>
+        <w:spacing w:before="200"/>
+      </w:pPr>
+      <w:r>
+        <w:t xml:space="preserve">2.3 User Classes and Characteristics</w:t>
+      </w:r>
+    </w:p>
+    <w:p>
+      <w:r>
+        <w:t xml:space="preserve">1. Standard Users: Require clean, simple UI to track their isolated budget goals.
+2. Administrators: Require high-level oversight of system data flow and aggregated scaling constraints.</w:t>
+      </w:r>
+    </w:p>
+    <w:p>
+      <w:pPr>
+        <w:pStyle w:val="Heading3"/>
+        <w:spacing w:before="200"/>
+      </w:pPr>
+      <w:r>
+        <w:t xml:space="preserve">2.4 Operating Environment</w:t>
+      </w:r>
+    </w:p>
+    <w:p>
+      <w:r>
+        <w:t xml:space="preserve">Cross-browser compatible. Client devices require Chrome, Firefox, Safari, or Edge. Backend server operates securely within a Node.js V16+ runtime locally.</w:t>
+      </w:r>
+    </w:p>
+    <w:p>
+      <w:pPr>
+        <w:pStyle w:val="Heading2"/>
+        <w:spacing w:before="400"/>
+      </w:pPr>
+      <w:r>
+        <w:t xml:space="preserve">3. System Features</w:t>
+      </w:r>
+    </w:p>
+    <w:p>
+      <w:pPr>
+        <w:pStyle w:val="Heading3"/>
+      </w:pPr>
+      <w:r>
+        <w:t xml:space="preserve">3.1 Authentication &amp; Authorization</w:t>
+      </w:r>
+    </w:p>
+    <w:p>
+      <w:r>
+        <w:t xml:space="preserve">Description: Secure credential establishment mapping directly to a User Schema using bcryptjs hashing. Tokens govern API middleware access.</w:t>
+      </w:r>
+    </w:p>
+    <w:p>
+      <w:pPr>
+        <w:pStyle w:val="Heading3"/>
+        <w:spacing w:before="200"/>
+      </w:pPr>
+      <w:r>
+        <w:t xml:space="preserve">3.2 Financial Logging</w:t>
+      </w:r>
+    </w:p>
+    <w:p>
+      <w:r>
+        <w:t xml:space="preserve">Description: Recording positive (Income) and negative (Expense) financial events. Features metadata assignment (Title, Amount, Category, Description).</w:t>
+      </w:r>
+    </w:p>
+    <w:p>
+      <w:pPr>
+        <w:pStyle w:val="Heading3"/>
+        <w:spacing w:before="200"/>
+      </w:pPr>
+      <w:r>
+        <w:t xml:space="preserve">3.3 Budget Analysis</w:t>
+      </w:r>
+    </w:p>
+    <w:p>
+      <w:r>
+        <w:t xml:space="preserve">Description: Compares aggregated categorical expenditures against pre-defined user limits. Renders alert layers to the DOM upon limit eclipse.</w:t>
+      </w:r>
+    </w:p>
+    <w:p>
+      <w:pPr>
+        <w:pStyle w:val="Heading2"/>
+        <w:spacing w:before="400"/>
+      </w:pPr>
+      <w:r>
+        <w:t xml:space="preserve">4. Nonfunctional Requirements</w:t>
+      </w:r>
+    </w:p>
+    <w:p>
+      <w:pPr>
+        <w:pStyle w:val="Heading3"/>
+      </w:pPr>
+      <w:r>
+        <w:t xml:space="preserve">4.1 Performance Requirements</w:t>
+      </w:r>
+    </w:p>
+    <w:p>
+      <w:r>
+        <w:t xml:space="preserve">The RESTful API must respond to queries within 250ms natively. The client DOM must refresh state optimally using React hooks without re-rendering unnecessarily.</w:t>
+      </w:r>
+    </w:p>
+    <w:p>
+      <w:pPr>
+        <w:pStyle w:val="Heading3"/>
+        <w:spacing w:before="200"/>
+      </w:pPr>
+      <w:r>
+        <w:t xml:space="preserve">4.2 Security Requirements</w:t>
+      </w:r>
+    </w:p>
+    <w:p>
+      <w:r>
+        <w:t xml:space="preserve">All user data must be cryptographically sandboxed to the `user` reference field. Passwords must never be stored in plain text.</w:t>
       </w:r>
     </w:p>
     <w:sectPr>
